--- a/Yash_1112_Unit1_devops.docx
+++ b/Yash_1112_Unit1_devops.docx
@@ -253,7 +253,7 @@
                 <w:sz w:val="18"/>
                 <w:szCs w:val="18"/>
               </w:rPr>
-              <w:t>Pratik Sakhare</w:t>
+              <w:t>Yash Bhor</w:t>
             </w:r>
           </w:p>
         </w:tc>
